--- a/KH_CV_Aug2026.docx
+++ b/KH_CV_Aug2026.docx
@@ -1,10 +1,9 @@
 
 <file path=word/document.xml><?xml version="1.0" encoding="utf-8"?>
-<w:document xmlns:o="urn:schemas-microsoft-com:office:office" xmlns:r="http://schemas.openxmlformats.org/officeDocument/2006/relationships" xmlns:v="urn:schemas-microsoft-com:vml" xmlns:w="http://schemas.openxmlformats.org/wordprocessingml/2006/main" xmlns:w10="urn:schemas-microsoft-com:office:word" xmlns:wp="http://schemas.openxmlformats.org/drawingml/2006/wordprocessingDrawing" xmlns:wps="http://schemas.microsoft.com/office/word/2010/wordprocessingShape" xmlns:wpg="http://schemas.microsoft.com/office/word/2010/wordprocessingGroup" xmlns:mc="http://schemas.openxmlformats.org/markup-compatibility/2006" xmlns:wp14="http://schemas.microsoft.com/office/word/2010/wordprocessingDrawing" xmlns:w14="http://schemas.microsoft.com/office/word/2010/wordml" xmlns:w15="http://schemas.microsoft.com/office/word/2012/wordml" mc:Ignorable="w14 wp14 w15">
+<w:document xmlns:wpc="http://schemas.microsoft.com/office/word/2010/wordprocessingCanvas" xmlns:cx="http://schemas.microsoft.com/office/drawing/2014/chartex" xmlns:cx1="http://schemas.microsoft.com/office/drawing/2015/9/8/chartex" xmlns:cx2="http://schemas.microsoft.com/office/drawing/2015/10/21/chartex" xmlns:cx3="http://schemas.microsoft.com/office/drawing/2016/5/9/chartex" xmlns:cx4="http://schemas.microsoft.com/office/drawing/2016/5/10/chartex" xmlns:cx5="http://schemas.microsoft.com/office/drawing/2016/5/11/chartex" xmlns:cx6="http://schemas.microsoft.com/office/drawing/2016/5/12/chartex" xmlns:cx7="http://schemas.microsoft.com/office/drawing/2016/5/13/chartex" xmlns:cx8="http://schemas.microsoft.com/office/drawing/2016/5/14/chartex" xmlns:mc="http://schemas.openxmlformats.org/markup-compatibility/2006" xmlns:aink="http://schemas.microsoft.com/office/drawing/2016/ink" xmlns:am3d="http://schemas.microsoft.com/office/drawing/2017/model3d" xmlns:o="urn:schemas-microsoft-com:office:office" xmlns:oel="http://schemas.microsoft.com/office/2019/extlst" xmlns:r="http://schemas.openxmlformats.org/officeDocument/2006/relationships" xmlns:m="http://schemas.openxmlformats.org/officeDocument/2006/math" xmlns:v="urn:schemas-microsoft-com:vml" xmlns:wp14="http://schemas.microsoft.com/office/word/2010/wordprocessingDrawing" xmlns:wp="http://schemas.openxmlformats.org/drawingml/2006/wordprocessingDrawing" xmlns:w10="urn:schemas-microsoft-com:office:word" xmlns:w="http://schemas.openxmlformats.org/wordprocessingml/2006/main" xmlns:w14="http://schemas.microsoft.com/office/word/2010/wordml" xmlns:w15="http://schemas.microsoft.com/office/word/2012/wordml" xmlns:w16cex="http://schemas.microsoft.com/office/word/2018/wordml/cex" xmlns:w16cid="http://schemas.microsoft.com/office/word/2016/wordml/cid" xmlns:w16="http://schemas.microsoft.com/office/word/2018/wordml" xmlns:w16du="http://schemas.microsoft.com/office/word/2023/wordml/word16du" xmlns:w16sdtdh="http://schemas.microsoft.com/office/word/2020/wordml/sdtdatahash" xmlns:w16sdtfl="http://schemas.microsoft.com/office/word/2024/wordml/sdtformatlock" xmlns:w16se="http://schemas.microsoft.com/office/word/2015/wordml/symex" xmlns:wpg="http://schemas.microsoft.com/office/word/2010/wordprocessingGroup" xmlns:wpi="http://schemas.microsoft.com/office/word/2010/wordprocessingInk" xmlns:wne="http://schemas.microsoft.com/office/word/2006/wordml" xmlns:wps="http://schemas.microsoft.com/office/word/2010/wordprocessingShape" mc:Ignorable="w14 w15 w16se w16cid w16 w16cex w16sdtdh w16sdtfl w16du wp14">
   <w:body>
     <w:p>
       <w:pPr>
-        <w:pStyle w:val="Normal"/>
         <w:rPr>
           <w:b/>
           <w:bCs/>
@@ -23,13 +22,12 @@
       </w:r>
     </w:p>
     <w:p>
-      <w:pPr>
-        <w:pStyle w:val="Normal"/>
-        <w:rPr/>
-      </w:pPr>
-      <w:r>
+      <w:r>
+        <w:rPr>
+          <w:noProof/>
+        </w:rPr>
         <w:drawing>
-          <wp:anchor behindDoc="0" distT="0" distB="0" distL="114300" distR="114300" simplePos="0" locked="0" layoutInCell="0" allowOverlap="1" relativeHeight="2">
+          <wp:anchor distT="0" distB="0" distL="114300" distR="114300" simplePos="0" relativeHeight="2" behindDoc="0" locked="0" layoutInCell="0" allowOverlap="1" wp14:anchorId="1C4D04BE" wp14:editId="51BBB148">
             <wp:simplePos x="0" y="0"/>
             <wp:positionH relativeFrom="column">
               <wp:posOffset>9525</wp:posOffset>
@@ -54,10 +52,10 @@
                     </pic:cNvPicPr>
                   </pic:nvPicPr>
                   <pic:blipFill>
-                    <a:blip r:embed="rId2">
+                    <a:blip r:embed="rId4">
                       <a:extLst>
                         <a:ext uri="{96DAC541-7B7A-43D3-8B79-37D633B846F1}">
-                          <asvg:svgBlip xmlns:asvg="http://schemas.microsoft.com/office/drawing/2016/SVG/main" r:embed="rId3"/>
+                          <asvg:svgBlip xmlns:asvg="http://schemas.microsoft.com/office/drawing/2016/SVG/main" r:embed="rId5"/>
                         </a:ext>
                       </a:extLst>
                     </a:blip>
@@ -79,8 +77,13 @@
             </a:graphic>
           </wp:anchor>
         </w:drawing>
+      </w:r>
+      <w:r>
+        <w:rPr>
+          <w:noProof/>
+        </w:rPr>
         <w:drawing>
-          <wp:anchor behindDoc="0" distT="0" distB="0" distL="114300" distR="114300" simplePos="0" locked="0" layoutInCell="0" allowOverlap="1" relativeHeight="3">
+          <wp:anchor distT="0" distB="0" distL="114300" distR="114300" simplePos="0" relativeHeight="3" behindDoc="0" locked="0" layoutInCell="0" allowOverlap="1" wp14:anchorId="288D0334" wp14:editId="44C0B8E2">
             <wp:simplePos x="0" y="0"/>
             <wp:positionH relativeFrom="column">
               <wp:posOffset>2009775</wp:posOffset>
@@ -105,10 +108,10 @@
                     </pic:cNvPicPr>
                   </pic:nvPicPr>
                   <pic:blipFill>
-                    <a:blip r:embed="rId4">
+                    <a:blip r:embed="rId6">
                       <a:extLst>
                         <a:ext uri="{96DAC541-7B7A-43D3-8B79-37D633B846F1}">
-                          <asvg:svgBlip xmlns:asvg="http://schemas.microsoft.com/office/drawing/2016/SVG/main" r:embed="rId5"/>
+                          <asvg:svgBlip xmlns:asvg="http://schemas.microsoft.com/office/drawing/2016/SVG/main" r:embed="rId7"/>
                         </a:ext>
                       </a:extLst>
                     </a:blip>
@@ -132,86 +135,28 @@
         </w:drawing>
       </w:r>
       <w:r>
-        <w:rPr/>
         <w:t>hudson.k@ufl.edu</w:t>
+      </w:r>
+      <w:r>
         <w:tab/>
         <w:t xml:space="preserve">    780-263-5381 </w:t>
       </w:r>
     </w:p>
     <w:p>
-      <w:pPr>
-        <w:pStyle w:val="Normal"/>
-        <w:rPr/>
-      </w:pPr>
-      <w:r>
-        <w:rPr/>
-        <mc:AlternateContent>
-          <mc:Choice Requires="wps">
-            <w:drawing>
-              <wp:anchor behindDoc="0" distT="3175" distB="3175" distL="0" distR="0" simplePos="0" locked="0" layoutInCell="0" allowOverlap="1" relativeHeight="4" wp14:anchorId="6309956D">
-                <wp:simplePos x="0" y="0"/>
-                <wp:positionH relativeFrom="margin">
-                  <wp:posOffset>-9525</wp:posOffset>
-                </wp:positionH>
-                <wp:positionV relativeFrom="paragraph">
-                  <wp:posOffset>92710</wp:posOffset>
-                </wp:positionV>
-                <wp:extent cx="5962650" cy="635"/>
-                <wp:effectExtent l="0" t="3175" r="0" b="3175"/>
-                <wp:wrapNone/>
-                <wp:docPr id="3" name="Straight Connector 3"/>
-                <a:graphic xmlns:a="http://schemas.openxmlformats.org/drawingml/2006/main">
-                  <a:graphicData uri="http://schemas.microsoft.com/office/word/2010/wordprocessingShape">
-                    <wps:wsp>
-                      <wps:cNvSpPr/>
-                      <wps:spPr>
-                        <a:xfrm>
-                          <a:off x="0" y="0"/>
-                          <a:ext cx="5962680" cy="720"/>
-                        </a:xfrm>
-                        <a:prstGeom prst="line">
-                          <a:avLst/>
-                        </a:prstGeom>
-                        <a:ln>
-                          <a:solidFill>
-                            <a:srgbClr val="a5a5a5"/>
-                          </a:solidFill>
-                        </a:ln>
-                      </wps:spPr>
-                      <wps:style>
-                        <a:lnRef idx="1">
-                          <a:schemeClr val="accent3"/>
-                        </a:lnRef>
-                        <a:fillRef idx="0">
-                          <a:schemeClr val="accent3"/>
-                        </a:fillRef>
-                        <a:effectRef idx="0">
-                          <a:schemeClr val="accent3"/>
-                        </a:effectRef>
-                        <a:fontRef idx="minor"/>
-                      </wps:style>
-                      <wps:bodyPr/>
-                    </wps:wsp>
-                  </a:graphicData>
-                </a:graphic>
-              </wp:anchor>
-            </w:drawing>
-          </mc:Choice>
-          <mc:Fallback>
-            <w:pict>
-              <v:line id="shape_0" from="-0.75pt,7.3pt" to="468.7pt,7.3pt" ID="Straight Connector 3" stroked="t" o:allowincell="f" style="position:absolute;mso-position-horizontal-relative:margin" wp14:anchorId="6309956D">
-                <v:stroke color="#a5a5a5" weight="6480" joinstyle="miter" endcap="flat"/>
-                <v:fill o:detectmouseclick="t" on="false"/>
-                <w10:wrap type="none"/>
-              </v:line>
-            </w:pict>
-          </mc:Fallback>
-        </mc:AlternateContent>
-      </w:r>
-    </w:p>
-    <w:p>
-      <w:pPr>
-        <w:pStyle w:val="Normal"/>
+      <w:r>
+        <w:rPr>
+          <w:noProof/>
+        </w:rPr>
+        <w:pict w14:anchorId="4EBF34BC">
+          <v:line id="Straight Connector 3" o:spid="_x0000_s1031" style="position:absolute;z-index:4;visibility:visible;mso-wrap-style:square;mso-wrap-distance-left:0;mso-wrap-distance-top:.25pt;mso-wrap-distance-right:0;mso-wrap-distance-bottom:.25pt;mso-position-horizontal:absolute;mso-position-horizontal-relative:margin;mso-position-vertical:absolute;mso-position-vertical-relative:text" from="-.75pt,7.3pt" to="468.75pt,7.35pt" o:gfxdata="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" o:allowincell="f" strokecolor="#a5a5a5" strokeweight=".5pt">
+            <v:stroke joinstyle="miter"/>
+            <w10:wrap anchorx="margin"/>
+          </v:line>
+        </w:pict>
+      </w:r>
+    </w:p>
+    <w:p>
+      <w:pPr>
         <w:rPr>
           <w:b/>
           <w:bCs/>
@@ -226,89 +171,67 @@
       </w:r>
     </w:p>
     <w:p>
-      <w:pPr>
-        <w:pStyle w:val="Normal"/>
-        <w:rPr/>
-      </w:pPr>
-      <w:r>
-        <w:rPr/>
-        <w:t xml:space="preserve">Passionate biologist with intrests spanning conseration biology, physiological ecology, and data-driven analysis. Currently a masters student at the University of Florida. </w:t>
-      </w:r>
-    </w:p>
-    <w:p>
-      <w:pPr>
-        <w:pStyle w:val="Normal"/>
-        <w:rPr/>
-      </w:pPr>
-      <w:r>
-        <w:rPr/>
-        <mc:AlternateContent>
-          <mc:Choice Requires="wps">
-            <w:drawing>
-              <wp:anchor behindDoc="0" distT="3810" distB="3810" distL="0" distR="0" simplePos="0" locked="0" layoutInCell="0" allowOverlap="1" relativeHeight="5" wp14:anchorId="6A467770">
-                <wp:simplePos x="0" y="0"/>
-                <wp:positionH relativeFrom="margin">
-                  <wp:posOffset>-9525</wp:posOffset>
-                </wp:positionH>
-                <wp:positionV relativeFrom="paragraph">
-                  <wp:posOffset>111760</wp:posOffset>
-                </wp:positionV>
-                <wp:extent cx="5962650" cy="0"/>
-                <wp:effectExtent l="0" t="3810" r="0" b="3810"/>
-                <wp:wrapNone/>
-                <wp:docPr id="4" name="Straight Connector 3"/>
-                <a:graphic xmlns:a="http://schemas.openxmlformats.org/drawingml/2006/main">
-                  <a:graphicData uri="http://schemas.microsoft.com/office/word/2010/wordprocessingShape">
-                    <wps:wsp>
-                      <wps:cNvSpPr/>
-                      <wps:spPr>
-                        <a:xfrm>
-                          <a:off x="0" y="0"/>
-                          <a:ext cx="5962680" cy="0"/>
-                        </a:xfrm>
-                        <a:prstGeom prst="line">
-                          <a:avLst/>
-                        </a:prstGeom>
-                        <a:ln>
-                          <a:solidFill>
-                            <a:srgbClr val="a5a5a5"/>
-                          </a:solidFill>
-                        </a:ln>
-                      </wps:spPr>
-                      <wps:style>
-                        <a:lnRef idx="1">
-                          <a:schemeClr val="accent3"/>
-                        </a:lnRef>
-                        <a:fillRef idx="0">
-                          <a:schemeClr val="accent3"/>
-                        </a:fillRef>
-                        <a:effectRef idx="0">
-                          <a:schemeClr val="accent3"/>
-                        </a:effectRef>
-                        <a:fontRef idx="minor"/>
-                      </wps:style>
-                      <wps:bodyPr/>
-                    </wps:wsp>
-                  </a:graphicData>
-                </a:graphic>
-              </wp:anchor>
-            </w:drawing>
-          </mc:Choice>
-          <mc:Fallback>
-            <w:pict>
-              <v:line id="shape_0" from="-0.75pt,8.8pt" to="468.7pt,8.8pt" ID="Straight Connector 3" stroked="t" o:allowincell="f" style="position:absolute;mso-position-horizontal-relative:margin" wp14:anchorId="6A467770">
-                <v:stroke color="#a5a5a5" weight="6480" joinstyle="miter" endcap="flat"/>
-                <v:fill o:detectmouseclick="t" on="false"/>
-                <w10:wrap type="none"/>
-              </v:line>
-            </w:pict>
-          </mc:Fallback>
-        </mc:AlternateContent>
-      </w:r>
-    </w:p>
-    <w:p>
-      <w:pPr>
-        <w:pStyle w:val="Normal"/>
+      <w:r>
+        <w:t xml:space="preserve">Passionate biologist with </w:t>
+      </w:r>
+      <w:r>
+        <w:t>interests</w:t>
+      </w:r>
+      <w:r>
+        <w:t xml:space="preserve"> spanning </w:t>
+      </w:r>
+      <w:r>
+        <w:t>conservation</w:t>
+      </w:r>
+      <w:r>
+        <w:t xml:space="preserve"> biology, physiological ecology, and data-driven analysis</w:t>
+      </w:r>
+      <w:r>
+        <w:t xml:space="preserve"> </w:t>
+      </w:r>
+      <w:r>
+        <w:t>with</w:t>
+      </w:r>
+      <w:r>
+        <w:t xml:space="preserve"> field experience ranging from </w:t>
+      </w:r>
+      <w:r>
+        <w:t xml:space="preserve">Boreal wetlands, </w:t>
+      </w:r>
+      <w:r>
+        <w:t>Northern tundra, Southern swamps, Pacific shores and montane forests</w:t>
+      </w:r>
+      <w:r>
+        <w:t xml:space="preserve">. Currently a </w:t>
+      </w:r>
+      <w:r>
+        <w:t>masters</w:t>
+      </w:r>
+      <w:r>
+        <w:t xml:space="preserve"> student at the University of Florida</w:t>
+      </w:r>
+      <w:r>
+        <w:t xml:space="preserve"> in the Gillooly lab</w:t>
+      </w:r>
+      <w:r>
+        <w:t xml:space="preserve">. </w:t>
+      </w:r>
+    </w:p>
+    <w:p>
+      <w:r>
+        <w:rPr>
+          <w:noProof/>
+        </w:rPr>
+        <w:pict w14:anchorId="3C5F9C88">
+          <v:line id="_x0000_s1030" style="position:absolute;z-index:5;visibility:visible;mso-wrap-style:square;mso-wrap-distance-left:0;mso-wrap-distance-top:.3pt;mso-wrap-distance-right:0;mso-wrap-distance-bottom:.3pt;mso-position-horizontal:absolute;mso-position-horizontal-relative:margin;mso-position-vertical:absolute;mso-position-vertical-relative:text" from="-.75pt,8.8pt" to="468.75pt,8.8pt" o:gfxdata="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" o:allowincell="f" strokecolor="#a5a5a5" strokeweight=".5pt">
+            <v:stroke joinstyle="miter"/>
+            <w10:wrap anchorx="margin"/>
+          </v:line>
+        </w:pict>
+      </w:r>
+    </w:p>
+    <w:p>
+      <w:pPr>
         <w:rPr>
           <w:b/>
           <w:bCs/>
@@ -324,461 +247,296 @@
     </w:p>
     <w:p>
       <w:pPr>
-        <w:pStyle w:val="Normal"/>
-        <w:spacing w:before="0" w:after="0"/>
-        <w:rPr/>
-      </w:pPr>
-      <w:r>
-        <w:rPr/>
+        <w:spacing w:after="0"/>
+      </w:pPr>
+      <w:r>
         <w:t>Teaching Assistant | University of Florida | 2024-2026</w:t>
       </w:r>
     </w:p>
     <w:p>
       <w:pPr>
-        <w:pStyle w:val="Normal"/>
         <w:ind w:left="720"/>
-        <w:rPr/>
-      </w:pPr>
-      <w:r>
-        <w:rPr/>
-        <w:t xml:space="preserve">Teaching labs for undergraduates in the department of biology. Courses taught include Biology I &amp; II, Invertebrate Diversity, Undergraduate Research Experience, and Critical Analysis of Research </w:t>
-      </w:r>
-    </w:p>
-    <w:p>
-      <w:pPr>
-        <w:pStyle w:val="Normal"/>
-        <w:spacing w:before="0" w:after="0"/>
-        <w:rPr/>
-      </w:pPr>
-      <w:r>
-        <w:rPr/>
+      </w:pPr>
+      <w:r>
+        <w:t>Teaching lab</w:t>
+      </w:r>
+      <w:r>
+        <w:t xml:space="preserve"> courses</w:t>
+      </w:r>
+      <w:r>
+        <w:t xml:space="preserve"> in the department of biology. Courses taught include Biology I &amp; II, Invertebrate Diversity, Undergraduate Research Experience, and Critical Analysis of Research </w:t>
+      </w:r>
+    </w:p>
+    <w:p>
+      <w:pPr>
+        <w:spacing w:after="0"/>
+      </w:pPr>
+      <w:r>
         <w:t>Environmental Impacts Intern | InnoTech Alberta | 2023-2024</w:t>
       </w:r>
     </w:p>
     <w:p>
       <w:pPr>
-        <w:pStyle w:val="Normal"/>
         <w:ind w:left="720"/>
-        <w:rPr/>
-      </w:pPr>
-      <w:r>
-        <w:rPr/>
-        <w:t>Technician-style work on various primary research projects spanning genetics, macroecology, remote sensing, and environmental chemistry.</w:t>
-      </w:r>
-    </w:p>
-    <w:p>
-      <w:pPr>
-        <w:pStyle w:val="Normal"/>
-        <w:spacing w:before="0" w:after="0"/>
-        <w:rPr/>
-      </w:pPr>
-      <w:r>
-        <w:rPr/>
+      </w:pPr>
+      <w:r>
+        <w:t xml:space="preserve">Technician-style work on various primary research projects spanning </w:t>
+      </w:r>
+      <w:r>
+        <w:t xml:space="preserve">restoration ecology, </w:t>
+      </w:r>
+      <w:r>
+        <w:t>genetics, remote sensing, and environmental chemistry.</w:t>
+      </w:r>
+    </w:p>
+    <w:p>
+      <w:pPr>
+        <w:spacing w:after="0"/>
+      </w:pPr>
+      <w:r>
         <w:t>Youth Programming Intern | B.C. Wildlife Federation |2022</w:t>
       </w:r>
     </w:p>
     <w:p>
       <w:pPr>
-        <w:pStyle w:val="Normal"/>
         <w:ind w:left="720"/>
-        <w:rPr/>
-      </w:pPr>
-      <w:r>
-        <w:rPr/>
-        <w:t>Development, logistics and delivery of youth and social programs centred around ecology and wildlife.</w:t>
-      </w:r>
-    </w:p>
-    <w:p>
-      <w:pPr>
-        <w:pStyle w:val="Normal"/>
-        <w:spacing w:before="0" w:after="0"/>
-        <w:rPr/>
-      </w:pPr>
-      <w:r>
-        <w:rPr/>
+      </w:pPr>
+      <w:r>
+        <w:t>Development, and delivery of youth and social programs centred around ecology and wildlife.</w:t>
+      </w:r>
+    </w:p>
+    <w:p>
+      <w:pPr>
+        <w:spacing w:after="0"/>
+      </w:pPr>
+      <w:r>
         <w:t>First Aid Instructor | St. Mark James First aid | 2021</w:t>
       </w:r>
     </w:p>
     <w:p>
-      <w:pPr>
-        <w:pStyle w:val="Normal"/>
-        <w:rPr/>
-      </w:pPr>
-      <w:r>
-        <w:rPr/>
+      <w:r>
         <w:tab/>
-        <w:t xml:space="preserve">Teaching first aid and CPR courses after an extended history of first aider positions. </w:t>
-      </w:r>
-    </w:p>
-    <w:p>
-      <w:pPr>
-        <w:pStyle w:val="Normal"/>
-        <w:spacing w:before="0" w:after="0"/>
-        <w:rPr/>
-      </w:pPr>
-      <w:r>
-        <w:rPr/>
+        <w:t xml:space="preserve">Teaching </w:t>
+      </w:r>
+      <w:r>
+        <w:t xml:space="preserve">various levels of hands-on </w:t>
+      </w:r>
+      <w:r>
+        <w:t xml:space="preserve">first aid and CPR courses </w:t>
+      </w:r>
+      <w:r>
+        <w:t>to a variety of audiences</w:t>
+      </w:r>
+      <w:r>
+        <w:t xml:space="preserve">. </w:t>
+      </w:r>
+    </w:p>
+    <w:p>
+      <w:pPr>
+        <w:spacing w:after="0"/>
+      </w:pPr>
+      <w:r>
         <w:t>Ski Patrol | Sunridge Ski Area | 2019-2021</w:t>
       </w:r>
     </w:p>
     <w:p>
-      <w:pPr>
-        <w:pStyle w:val="Normal"/>
-        <w:rPr/>
-      </w:pPr>
-      <w:r>
-        <w:rPr/>
+      <w:r>
         <w:tab/>
         <w:t>First aid, emergency response, customer relations and general hill safety.</w:t>
       </w:r>
     </w:p>
     <w:p>
       <w:pPr>
-        <w:pStyle w:val="Normal"/>
-        <w:spacing w:before="0" w:after="0"/>
-        <w:rPr/>
-      </w:pPr>
-      <w:r>
-        <w:rPr/>
+        <w:spacing w:after="0"/>
+      </w:pPr>
+      <w:r>
         <w:t>Lifeguard | YMCA, Scouts Canada &amp; B.C. Wildlife federation. | 2018-2022</w:t>
       </w:r>
     </w:p>
     <w:p>
       <w:pPr>
-        <w:pStyle w:val="Normal"/>
         <w:ind w:left="720"/>
-        <w:rPr/>
-      </w:pPr>
-      <w:r>
-        <w:rPr/>
+      </w:pPr>
+      <w:r>
         <w:t xml:space="preserve">Prevention, response, and follow-up of incidents, as well as testing, clean up and maintenance of the pool or waterfront. </w:t>
       </w:r>
     </w:p>
     <w:p>
-      <w:pPr>
-        <w:pStyle w:val="Normal"/>
-        <w:rPr/>
-      </w:pPr>
-      <w:r>
-        <w:rPr/>
-        <mc:AlternateContent>
-          <mc:Choice Requires="wps">
-            <w:drawing>
-              <wp:anchor behindDoc="0" distT="3810" distB="3810" distL="0" distR="0" simplePos="0" locked="0" layoutInCell="0" allowOverlap="1" relativeHeight="6" wp14:anchorId="176175E4">
-                <wp:simplePos x="0" y="0"/>
-                <wp:positionH relativeFrom="margin">
-                  <wp:posOffset>-9525</wp:posOffset>
-                </wp:positionH>
-                <wp:positionV relativeFrom="paragraph">
-                  <wp:posOffset>112395</wp:posOffset>
-                </wp:positionV>
-                <wp:extent cx="5962650" cy="0"/>
-                <wp:effectExtent l="0" t="3810" r="0" b="3810"/>
-                <wp:wrapNone/>
-                <wp:docPr id="5" name="Straight Connector 3"/>
-                <a:graphic xmlns:a="http://schemas.openxmlformats.org/drawingml/2006/main">
-                  <a:graphicData uri="http://schemas.microsoft.com/office/word/2010/wordprocessingShape">
-                    <wps:wsp>
-                      <wps:cNvSpPr/>
-                      <wps:spPr>
-                        <a:xfrm>
-                          <a:off x="0" y="0"/>
-                          <a:ext cx="5962680" cy="0"/>
-                        </a:xfrm>
-                        <a:prstGeom prst="line">
-                          <a:avLst/>
-                        </a:prstGeom>
-                        <a:ln>
-                          <a:solidFill>
-                            <a:srgbClr val="a5a5a5"/>
-                          </a:solidFill>
-                        </a:ln>
-                      </wps:spPr>
-                      <wps:style>
-                        <a:lnRef idx="1">
-                          <a:schemeClr val="accent3"/>
-                        </a:lnRef>
-                        <a:fillRef idx="0">
-                          <a:schemeClr val="accent3"/>
-                        </a:fillRef>
-                        <a:effectRef idx="0">
-                          <a:schemeClr val="accent3"/>
-                        </a:effectRef>
-                        <a:fontRef idx="minor"/>
-                      </wps:style>
-                      <wps:bodyPr/>
-                    </wps:wsp>
-                  </a:graphicData>
-                </a:graphic>
-              </wp:anchor>
-            </w:drawing>
-          </mc:Choice>
-          <mc:Fallback>
-            <w:pict>
-              <v:line id="shape_0" from="-0.75pt,8.85pt" to="468.7pt,8.85pt" ID="Straight Connector 3" stroked="t" o:allowincell="f" style="position:absolute;mso-position-horizontal-relative:margin" wp14:anchorId="176175E4">
-                <v:stroke color="#a5a5a5" weight="6480" joinstyle="miter" endcap="flat"/>
-                <v:fill o:detectmouseclick="t" on="false"/>
-                <w10:wrap type="none"/>
-              </v:line>
-            </w:pict>
-          </mc:Fallback>
-        </mc:AlternateContent>
-      </w:r>
-    </w:p>
-    <w:p>
-      <w:pPr>
-        <w:pStyle w:val="Normal"/>
-        <w:rPr>
-          <w:b/>
-          <w:bCs/>
-        </w:rPr>
-      </w:pPr>
-      <w:r>
-        <w:rPr>
-          <w:b/>
-          <w:bCs/>
-        </w:rPr>
+      <w:r>
+        <w:rPr>
+          <w:noProof/>
+        </w:rPr>
+        <w:pict w14:anchorId="477F050B">
+          <v:line id="_x0000_s1029" style="position:absolute;z-index:6;visibility:visible;mso-wrap-style:square;mso-wrap-distance-left:0;mso-wrap-distance-top:.3pt;mso-wrap-distance-right:0;mso-wrap-distance-bottom:.3pt;mso-position-horizontal:absolute;mso-position-horizontal-relative:margin;mso-position-vertical:absolute;mso-position-vertical-relative:text" from="-.75pt,8.85pt" to="468.75pt,8.85pt" o:gfxdata="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" o:allowincell="f" strokecolor="#a5a5a5" strokeweight=".5pt">
+            <v:stroke joinstyle="miter"/>
+            <w10:wrap anchorx="margin"/>
+          </v:line>
+        </w:pict>
+      </w:r>
+    </w:p>
+    <w:p>
+      <w:pPr>
+        <w:spacing w:after="0" w:line="240" w:lineRule="auto"/>
+        <w:rPr>
+          <w:b/>
+          <w:bCs/>
+        </w:rPr>
+      </w:pPr>
+      <w:r>
+        <w:rPr>
+          <w:b/>
+          <w:bCs/>
+        </w:rPr>
+        <w:br w:type="page"/>
+      </w:r>
+    </w:p>
+    <w:p>
+      <w:pPr>
+        <w:rPr>
+          <w:b/>
+          <w:bCs/>
+        </w:rPr>
+      </w:pPr>
+      <w:r>
+        <w:rPr>
+          <w:b/>
+          <w:bCs/>
+        </w:rPr>
+        <w:lastRenderedPageBreak/>
         <w:t>Education</w:t>
       </w:r>
     </w:p>
     <w:p>
       <w:pPr>
-        <w:pStyle w:val="Normal"/>
-        <w:spacing w:before="0" w:after="0"/>
-        <w:rPr/>
-      </w:pPr>
-      <w:r>
-        <w:rPr/>
-        <w:t xml:space="preserve">Master of Science, Zoology major </w:t>
-      </w:r>
-    </w:p>
-    <w:p>
-      <w:pPr>
-        <w:pStyle w:val="Normal"/>
-        <w:spacing w:before="0" w:after="0"/>
-        <w:rPr/>
-      </w:pPr>
-      <w:r>
-        <w:rPr/>
+        <w:spacing w:after="0"/>
+      </w:pPr>
+      <w:r>
+        <w:t>Master of Science</w:t>
+      </w:r>
+      <w:r>
+        <w:t xml:space="preserve"> – Expected 2026</w:t>
+      </w:r>
+    </w:p>
+    <w:p>
+      <w:pPr>
+        <w:spacing w:after="0"/>
+        <w:ind w:firstLine="720"/>
+      </w:pPr>
+      <w:r>
+        <w:t xml:space="preserve">Zoology major </w:t>
+      </w:r>
+    </w:p>
+    <w:p>
+      <w:r>
         <w:tab/>
         <w:t xml:space="preserve">University of Florida </w:t>
       </w:r>
     </w:p>
     <w:p>
       <w:pPr>
-        <w:pStyle w:val="Normal"/>
-        <w:rPr/>
-      </w:pPr>
-      <w:r>
-        <w:rPr/>
-        <w:tab/>
-        <w:t>Expected graduation December 2026</w:t>
-      </w:r>
-    </w:p>
-    <w:p>
-      <w:pPr>
-        <w:pStyle w:val="Normal"/>
-        <w:spacing w:before="0" w:after="0"/>
-        <w:rPr/>
-      </w:pPr>
-      <w:r>
-        <w:rPr/>
-      </w:r>
-    </w:p>
-    <w:p>
-      <w:pPr>
-        <w:pStyle w:val="Normal"/>
-        <w:spacing w:before="0" w:after="0"/>
-        <w:rPr/>
-      </w:pPr>
-      <w:r>
-        <w:rPr/>
+        <w:spacing w:after="0"/>
+      </w:pPr>
+      <w:r>
         <w:t xml:space="preserve">Bachelor of Environmental and Conservation Science with Distinction </w:t>
       </w:r>
-    </w:p>
-    <w:p>
-      <w:pPr>
-        <w:pStyle w:val="Normal"/>
-        <w:spacing w:before="0" w:after="0"/>
-        <w:rPr/>
-      </w:pPr>
-      <w:r>
-        <w:rPr/>
+      <w:r>
+        <w:t xml:space="preserve">– 2024 </w:t>
+      </w:r>
+    </w:p>
+    <w:p>
+      <w:pPr>
+        <w:spacing w:after="0"/>
+      </w:pPr>
+      <w:r>
         <w:tab/>
         <w:t xml:space="preserve">Conservation Biology major </w:t>
       </w:r>
     </w:p>
     <w:p>
       <w:pPr>
-        <w:pStyle w:val="Normal"/>
-        <w:spacing w:before="0" w:after="0"/>
         <w:ind w:firstLine="720"/>
-        <w:rPr/>
-      </w:pPr>
-      <w:r>
-        <w:rPr/>
+      </w:pPr>
+      <w:r>
         <w:t xml:space="preserve">University of Alberta </w:t>
       </w:r>
     </w:p>
     <w:p>
       <w:pPr>
-        <w:pStyle w:val="Normal"/>
-        <w:rPr/>
-      </w:pPr>
-      <w:r>
-        <w:rPr/>
-        <w:tab/>
-        <w:t xml:space="preserve">Graduated April 2024 </w:t>
-      </w:r>
-    </w:p>
-    <w:p>
-      <w:pPr>
-        <w:pStyle w:val="Normal"/>
-        <w:spacing w:before="0" w:after="0"/>
-        <w:rPr/>
-      </w:pPr>
-      <w:r>
-        <w:rPr/>
+        <w:spacing w:after="0"/>
+      </w:pPr>
+      <w:r>
         <w:t xml:space="preserve">Certificate of Sustainability </w:t>
       </w:r>
-    </w:p>
-    <w:p>
-      <w:pPr>
-        <w:pStyle w:val="Normal"/>
-        <w:spacing w:before="0" w:after="0"/>
+      <w:r>
+        <w:t xml:space="preserve">- </w:t>
+      </w:r>
+      <w:r>
+        <w:t xml:space="preserve">2024 </w:t>
+      </w:r>
+      <w:r>
+        <w:t xml:space="preserve"> </w:t>
+      </w:r>
+    </w:p>
+    <w:p>
+      <w:pPr>
         <w:ind w:firstLine="720"/>
-        <w:rPr/>
-      </w:pPr>
-      <w:r>
-        <w:rPr/>
+      </w:pPr>
+      <w:r>
         <w:t>University of Alberta</w:t>
       </w:r>
     </w:p>
     <w:p>
       <w:pPr>
-        <w:pStyle w:val="Normal"/>
-        <w:rPr/>
-      </w:pPr>
-      <w:r>
-        <w:rPr/>
-        <w:tab/>
-        <w:t xml:space="preserve">Graduated April 2024 </w:t>
-      </w:r>
-    </w:p>
-    <w:p>
-      <w:pPr>
-        <w:pStyle w:val="Normal"/>
-        <w:spacing w:before="0" w:after="0"/>
-        <w:rPr/>
-      </w:pPr>
-      <w:r>
-        <w:rPr/>
+        <w:spacing w:after="0"/>
+      </w:pPr>
+      <w:r>
         <w:t xml:space="preserve">Fall Program in Marine Science </w:t>
       </w:r>
-    </w:p>
-    <w:p>
-      <w:pPr>
-        <w:pStyle w:val="Normal"/>
-        <w:spacing w:before="0" w:after="0"/>
+      <w:r>
+        <w:t xml:space="preserve">- </w:t>
+      </w:r>
+      <w:r>
+        <w:t>2022</w:t>
+      </w:r>
+    </w:p>
+    <w:p>
+      <w:pPr>
+        <w:spacing w:after="0"/>
         <w:ind w:firstLine="720"/>
-        <w:rPr/>
-      </w:pPr>
-      <w:r>
-        <w:rPr/>
+      </w:pPr>
+      <w:r>
         <w:t>Bamfield Marine Science Center</w:t>
       </w:r>
     </w:p>
     <w:p>
       <w:pPr>
-        <w:pStyle w:val="Normal"/>
-        <w:rPr/>
-      </w:pPr>
-      <w:r>
-        <w:rPr/>
-        <w:tab/>
-        <w:t>Completed December 2022</w:t>
-      </w:r>
-    </w:p>
-    <w:p>
-      <w:pPr>
-        <w:pStyle w:val="Normal"/>
-        <w:rPr/>
-      </w:pPr>
-      <w:r>
-        <w:rPr/>
-      </w:r>
-    </w:p>
-    <w:p>
-      <w:pPr>
-        <w:pStyle w:val="Normal"/>
-        <w:rPr>
-          <w:b/>
-          <w:bCs/>
-        </w:rPr>
-      </w:pPr>
-      <w:r>
-        <mc:AlternateContent>
-          <mc:Choice Requires="wps">
-            <w:drawing>
-              <wp:anchor behindDoc="0" distT="3810" distB="3810" distL="635" distR="635" simplePos="0" locked="0" layoutInCell="0" allowOverlap="1" relativeHeight="7" wp14:anchorId="3EC5F892">
-                <wp:simplePos x="0" y="0"/>
-                <wp:positionH relativeFrom="margin">
-                  <wp:posOffset>9525</wp:posOffset>
-                </wp:positionH>
-                <wp:positionV relativeFrom="paragraph">
-                  <wp:posOffset>-191770</wp:posOffset>
-                </wp:positionV>
-                <wp:extent cx="5962650" cy="0"/>
-                <wp:effectExtent l="635" t="3810" r="635" b="3810"/>
-                <wp:wrapNone/>
-                <wp:docPr id="6" name="Straight Connector 3"/>
-                <a:graphic xmlns:a="http://schemas.openxmlformats.org/drawingml/2006/main">
-                  <a:graphicData uri="http://schemas.microsoft.com/office/word/2010/wordprocessingShape">
-                    <wps:wsp>
-                      <wps:cNvSpPr/>
-                      <wps:spPr>
-                        <a:xfrm>
-                          <a:off x="0" y="0"/>
-                          <a:ext cx="5962680" cy="0"/>
-                        </a:xfrm>
-                        <a:prstGeom prst="line">
-                          <a:avLst/>
-                        </a:prstGeom>
-                        <a:ln>
-                          <a:solidFill>
-                            <a:srgbClr val="a5a5a5"/>
-                          </a:solidFill>
-                        </a:ln>
-                      </wps:spPr>
-                      <wps:style>
-                        <a:lnRef idx="1">
-                          <a:schemeClr val="accent3"/>
-                        </a:lnRef>
-                        <a:fillRef idx="0">
-                          <a:schemeClr val="accent3"/>
-                        </a:fillRef>
-                        <a:effectRef idx="0">
-                          <a:schemeClr val="accent3"/>
-                        </a:effectRef>
-                        <a:fontRef idx="minor"/>
-                      </wps:style>
-                      <wps:bodyPr/>
-                    </wps:wsp>
-                  </a:graphicData>
-                </a:graphic>
-              </wp:anchor>
-            </w:drawing>
-          </mc:Choice>
-          <mc:Fallback>
-            <w:pict>
-              <v:line id="shape_0" from="0.75pt,-15.1pt" to="470.2pt,-15.1pt" ID="Straight Connector 3" stroked="t" o:allowincell="f" style="position:absolute;mso-position-horizontal-relative:margin" wp14:anchorId="3EC5F892">
-                <v:stroke color="#a5a5a5" weight="6480" joinstyle="miter" endcap="flat"/>
-                <v:fill o:detectmouseclick="t" on="false"/>
-                <w10:wrap type="none"/>
-              </v:line>
-            </w:pict>
-          </mc:Fallback>
-        </mc:AlternateContent>
+        <w:spacing w:after="0"/>
+        <w:ind w:firstLine="720"/>
+      </w:pPr>
+    </w:p>
+    <w:p>
+      <w:pPr>
+        <w:spacing w:after="0"/>
+        <w:ind w:firstLine="720"/>
+      </w:pPr>
+    </w:p>
+    <w:p>
+      <w:pPr>
+        <w:rPr>
+          <w:b/>
+          <w:bCs/>
+        </w:rPr>
+      </w:pPr>
+      <w:r>
+        <w:rPr>
+          <w:noProof/>
+        </w:rPr>
+        <w:pict w14:anchorId="04D27D06">
+          <v:line id="_x0000_s1028" style="position:absolute;z-index:7;visibility:visible;mso-wrap-style:square;mso-wrap-distance-left:.05pt;mso-wrap-distance-top:.3pt;mso-wrap-distance-right:.05pt;mso-wrap-distance-bottom:.3pt;mso-position-horizontal:absolute;mso-position-horizontal-relative:margin;mso-position-vertical:absolute;mso-position-vertical-relative:text" from=".75pt,-15.1pt" to="470.25pt,-15.1pt" o:gfxdata="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" o:allowincell="f" strokecolor="#a5a5a5" strokeweight=".5pt">
+            <v:stroke joinstyle="miter"/>
+            <w10:wrap anchorx="margin"/>
+          </v:line>
+        </w:pict>
       </w:r>
       <w:r>
         <w:rPr>
@@ -789,10 +547,6 @@
       </w:r>
     </w:p>
     <w:p>
-      <w:pPr>
-        <w:pStyle w:val="Normal"/>
-        <w:rPr/>
-      </w:pPr>
       <w:r>
         <w:rPr>
           <w:b/>
@@ -809,26 +563,25 @@
       </w:r>
       <w:bookmarkStart w:id="0" w:name="_Hlk212673937"/>
       <w:r>
-        <w:rPr/>
         <w:t>Measuring Physiological Stress in Mammals: How Metabolism Influences Fecal Glucocorticoid Levels</w:t>
       </w:r>
       <w:bookmarkEnd w:id="0"/>
       <w:r>
-        <w:rPr/>
-        <w:t xml:space="preserve">. (In </w:t>
-      </w:r>
-      <w:r>
-        <w:rPr/>
-        <w:t>Review</w:t>
-      </w:r>
-      <w:r>
-        <w:rPr/>
-        <w:t>)</w:t>
-      </w:r>
-    </w:p>
-    <w:p>
-      <w:pPr>
-        <w:pStyle w:val="Normal"/>
+        <w:t xml:space="preserve">. </w:t>
+      </w:r>
+      <w:r>
+        <w:rPr>
+          <w:i/>
+          <w:iCs/>
+        </w:rPr>
+        <w:t xml:space="preserve">Journal of Zoology. </w:t>
+      </w:r>
+      <w:r>
+        <w:t>In Production.</w:t>
+      </w:r>
+    </w:p>
+    <w:p>
+      <w:pPr>
         <w:rPr>
           <w:b/>
           <w:bCs/>
@@ -841,7 +594,6 @@
         <w:t xml:space="preserve">Wisnionski, A. R., </w:t>
       </w:r>
       <w:r>
-        <w:rPr/>
         <w:t>Haase, C. G., Dy, I.,</w:t>
       </w:r>
       <w:r>
@@ -852,7 +604,6 @@
         <w:t xml:space="preserve"> Hudson, K.,</w:t>
       </w:r>
       <w:r>
-        <w:rPr/>
         <w:t xml:space="preserve"> </w:t>
       </w:r>
       <w:r>
@@ -862,7 +613,6 @@
         <w:t xml:space="preserve">Gillooly, J. F. (2026) </w:t>
       </w:r>
       <w:r>
-        <w:rPr/>
         <w:t xml:space="preserve">Corticosterone Varies with Metabolic Rate in Vertebrates. </w:t>
       </w:r>
       <w:r>
@@ -872,10 +622,9 @@
         <w:t>Ecology and Evolution</w:t>
       </w:r>
       <w:r>
-        <w:rPr/>
         <w:t xml:space="preserve"> 16, no. 9: e74243. </w:t>
       </w:r>
-      <w:hyperlink r:id="rId6">
+      <w:hyperlink r:id="rId8">
         <w:r>
           <w:rPr>
             <w:rStyle w:val="Hyperlink"/>
@@ -884,15 +633,10 @@
         </w:r>
       </w:hyperlink>
       <w:r>
-        <w:rPr/>
         <w:t xml:space="preserve">. </w:t>
       </w:r>
     </w:p>
     <w:p>
-      <w:pPr>
-        <w:pStyle w:val="Normal"/>
-        <w:rPr/>
-      </w:pPr>
       <w:r>
         <w:rPr>
           <w:b/>
@@ -901,17 +645,11 @@
         <w:t xml:space="preserve">Hudson, K. </w:t>
       </w:r>
       <w:r>
-        <w:rPr/>
         <w:t xml:space="preserve">(2023) Host Specificity of Chaetogaster (Annelida: Naididae) In Canadian Freshwater Snails: A Genetic Study. (Unpublished) </w:t>
       </w:r>
     </w:p>
     <w:p>
-      <w:pPr>
-        <w:pStyle w:val="Normal"/>
-        <w:rPr/>
-      </w:pPr>
-      <w:r>
-        <w:rPr/>
+      <w:r>
         <w:t xml:space="preserve">Fantin, N., </w:t>
       </w:r>
       <w:r>
@@ -922,7 +660,6 @@
         <w:t xml:space="preserve">Hudson, K. </w:t>
       </w:r>
       <w:r>
-        <w:rPr/>
         <w:t xml:space="preserve">(2022) Lost in the Sauce: The Effects of Nutrient and Silica concentration on Cell Density of </w:t>
       </w:r>
       <w:r>
@@ -933,84 +670,24 @@
         <w:t xml:space="preserve">Chaetoceros calcitrans. </w:t>
       </w:r>
       <w:r>
-        <w:rPr/>
         <w:t xml:space="preserve">(Hosted in Bamfield Marine Science Library archives) </w:t>
       </w:r>
     </w:p>
     <w:p>
-      <w:pPr>
-        <w:pStyle w:val="Normal"/>
-        <w:rPr/>
-      </w:pPr>
-      <w:r>
-        <w:rPr/>
-        <mc:AlternateContent>
-          <mc:Choice Requires="wps">
-            <w:drawing>
-              <wp:anchor behindDoc="0" distT="3175" distB="3175" distL="0" distR="0" simplePos="0" locked="0" layoutInCell="0" allowOverlap="1" relativeHeight="8" wp14:anchorId="38063CCF">
-                <wp:simplePos x="0" y="0"/>
-                <wp:positionH relativeFrom="margin">
-                  <wp:posOffset>-9525</wp:posOffset>
-                </wp:positionH>
-                <wp:positionV relativeFrom="paragraph">
-                  <wp:posOffset>105410</wp:posOffset>
-                </wp:positionV>
-                <wp:extent cx="5962650" cy="635"/>
-                <wp:effectExtent l="0" t="3175" r="0" b="3175"/>
-                <wp:wrapNone/>
-                <wp:docPr id="7" name="Straight Connector 3"/>
-                <a:graphic xmlns:a="http://schemas.openxmlformats.org/drawingml/2006/main">
-                  <a:graphicData uri="http://schemas.microsoft.com/office/word/2010/wordprocessingShape">
-                    <wps:wsp>
-                      <wps:cNvSpPr/>
-                      <wps:spPr>
-                        <a:xfrm>
-                          <a:off x="0" y="0"/>
-                          <a:ext cx="5962680" cy="720"/>
-                        </a:xfrm>
-                        <a:prstGeom prst="line">
-                          <a:avLst/>
-                        </a:prstGeom>
-                        <a:ln>
-                          <a:solidFill>
-                            <a:srgbClr val="a5a5a5"/>
-                          </a:solidFill>
-                        </a:ln>
-                      </wps:spPr>
-                      <wps:style>
-                        <a:lnRef idx="1">
-                          <a:schemeClr val="accent3"/>
-                        </a:lnRef>
-                        <a:fillRef idx="0">
-                          <a:schemeClr val="accent3"/>
-                        </a:fillRef>
-                        <a:effectRef idx="0">
-                          <a:schemeClr val="accent3"/>
-                        </a:effectRef>
-                        <a:fontRef idx="minor"/>
-                      </wps:style>
-                      <wps:bodyPr/>
-                    </wps:wsp>
-                  </a:graphicData>
-                </a:graphic>
-              </wp:anchor>
-            </w:drawing>
-          </mc:Choice>
-          <mc:Fallback>
-            <w:pict>
-              <v:line id="shape_0" from="-0.75pt,8.3pt" to="468.7pt,8.3pt" ID="Straight Connector 3" stroked="t" o:allowincell="f" style="position:absolute;mso-position-horizontal-relative:margin" wp14:anchorId="38063CCF">
-                <v:stroke color="#a5a5a5" weight="6480" joinstyle="miter" endcap="flat"/>
-                <v:fill o:detectmouseclick="t" on="false"/>
-                <w10:wrap type="none"/>
-              </v:line>
-            </w:pict>
-          </mc:Fallback>
-        </mc:AlternateContent>
-      </w:r>
-    </w:p>
-    <w:p>
-      <w:pPr>
-        <w:pStyle w:val="Normal"/>
+      <w:r>
+        <w:rPr>
+          <w:noProof/>
+        </w:rPr>
+        <w:pict w14:anchorId="169CA768">
+          <v:line id="_x0000_s1027" style="position:absolute;z-index:8;visibility:visible;mso-wrap-style:square;mso-wrap-distance-left:0;mso-wrap-distance-top:.25pt;mso-wrap-distance-right:0;mso-wrap-distance-bottom:.25pt;mso-position-horizontal:absolute;mso-position-horizontal-relative:margin;mso-position-vertical:absolute;mso-position-vertical-relative:text" from="-.75pt,8.3pt" to="468.75pt,8.35pt" o:gfxdata="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" o:allowincell="f" strokecolor="#a5a5a5" strokeweight=".5pt">
+            <v:stroke joinstyle="miter"/>
+            <w10:wrap anchorx="margin"/>
+          </v:line>
+        </w:pict>
+      </w:r>
+    </w:p>
+    <w:p>
+      <w:pPr>
         <w:rPr>
           <w:b/>
           <w:bCs/>
@@ -1025,122 +702,51 @@
       </w:r>
     </w:p>
     <w:p>
-      <w:pPr>
-        <w:pStyle w:val="Normal"/>
-        <w:rPr/>
-      </w:pPr>
-      <w:r>
-        <w:rPr/>
+      <w:r>
         <w:t xml:space="preserve">Bamfield Scholars Society </w:t>
       </w:r>
     </w:p>
     <w:p>
-      <w:pPr>
-        <w:pStyle w:val="Normal"/>
-        <w:rPr/>
-      </w:pPr>
-      <w:r>
-        <w:rPr/>
+      <w:r>
         <w:t xml:space="preserve">Golden Key International Honours Society </w:t>
       </w:r>
     </w:p>
     <w:p>
       <w:pPr>
-        <w:pStyle w:val="Normal"/>
-        <w:spacing w:before="0" w:after="160"/>
-        <w:rPr>
-          <w:b/>
-          <w:bCs/>
-        </w:rPr>
-      </w:pPr>
-      <w:r>
-        <w:rPr>
-          <w:b/>
-          <w:bCs/>
-        </w:rPr>
-        <mc:AlternateContent>
-          <mc:Choice Requires="wps">
-            <w:drawing>
-              <wp:anchor behindDoc="0" distT="3810" distB="3810" distL="635" distR="635" simplePos="0" locked="0" layoutInCell="0" allowOverlap="1" relativeHeight="9" wp14:anchorId="3855E358">
-                <wp:simplePos x="0" y="0"/>
-                <wp:positionH relativeFrom="margin">
-                  <wp:posOffset>-38100</wp:posOffset>
-                </wp:positionH>
-                <wp:positionV relativeFrom="paragraph">
-                  <wp:posOffset>80010</wp:posOffset>
-                </wp:positionV>
-                <wp:extent cx="5962650" cy="0"/>
-                <wp:effectExtent l="635" t="3810" r="635" b="3810"/>
-                <wp:wrapNone/>
-                <wp:docPr id="8" name="Straight Connector 3"/>
-                <a:graphic xmlns:a="http://schemas.openxmlformats.org/drawingml/2006/main">
-                  <a:graphicData uri="http://schemas.microsoft.com/office/word/2010/wordprocessingShape">
-                    <wps:wsp>
-                      <wps:cNvSpPr/>
-                      <wps:spPr>
-                        <a:xfrm>
-                          <a:off x="0" y="0"/>
-                          <a:ext cx="5962680" cy="0"/>
-                        </a:xfrm>
-                        <a:prstGeom prst="line">
-                          <a:avLst/>
-                        </a:prstGeom>
-                        <a:ln>
-                          <a:solidFill>
-                            <a:srgbClr val="a5a5a5"/>
-                          </a:solidFill>
-                        </a:ln>
-                      </wps:spPr>
-                      <wps:style>
-                        <a:lnRef idx="1">
-                          <a:schemeClr val="accent3"/>
-                        </a:lnRef>
-                        <a:fillRef idx="0">
-                          <a:schemeClr val="accent3"/>
-                        </a:fillRef>
-                        <a:effectRef idx="0">
-                          <a:schemeClr val="accent3"/>
-                        </a:effectRef>
-                        <a:fontRef idx="minor"/>
-                      </wps:style>
-                      <wps:bodyPr/>
-                    </wps:wsp>
-                  </a:graphicData>
-                </a:graphic>
-              </wp:anchor>
-            </w:drawing>
-          </mc:Choice>
-          <mc:Fallback>
-            <w:pict>
-              <v:line id="shape_0" from="-3pt,6.3pt" to="466.45pt,6.3pt" ID="Straight Connector 3" stroked="t" o:allowincell="f" style="position:absolute;mso-position-horizontal-relative:margin" wp14:anchorId="3855E358">
-                <v:stroke color="#a5a5a5" weight="6480" joinstyle="miter" endcap="flat"/>
-                <v:fill o:detectmouseclick="t" on="false"/>
-                <w10:wrap type="none"/>
-              </v:line>
-            </w:pict>
-          </mc:Fallback>
-        </mc:AlternateContent>
+        <w:rPr>
+          <w:b/>
+          <w:bCs/>
+        </w:rPr>
+      </w:pPr>
+      <w:r>
+        <w:rPr>
+          <w:noProof/>
+        </w:rPr>
+        <w:pict w14:anchorId="2F2C71DD">
+          <v:line id="_x0000_s1026" style="position:absolute;z-index:9;visibility:visible;mso-wrap-style:square;mso-wrap-distance-left:.05pt;mso-wrap-distance-top:.3pt;mso-wrap-distance-right:.05pt;mso-wrap-distance-bottom:.3pt;mso-position-horizontal:absolute;mso-position-horizontal-relative:margin;mso-position-vertical:absolute;mso-position-vertical-relative:text" from="-3pt,6.3pt" to="466.5pt,6.3pt" o:gfxdata="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" o:allowincell="f" strokecolor="#a5a5a5" strokeweight=".5pt">
+            <v:stroke joinstyle="miter"/>
+            <w10:wrap anchorx="margin"/>
+          </v:line>
+        </w:pict>
       </w:r>
     </w:p>
     <w:sectPr>
-      <w:type w:val="nextPage"/>
       <w:pgSz w:w="12240" w:h="15840"/>
-      <w:pgMar w:left="1440" w:right="1440" w:gutter="0" w:header="0" w:top="1440" w:footer="0" w:bottom="1440"/>
-      <w:pgNumType w:fmt="decimal"/>
-      <w:formProt w:val="false"/>
-      <w:textDirection w:val="lrTb"/>
-      <w:docGrid w:type="default" w:linePitch="360" w:charSpace="4096"/>
+      <w:pgMar w:top="1440" w:right="1440" w:bottom="1440" w:left="1440" w:header="0" w:footer="0" w:gutter="0"/>
+      <w:cols w:space="720"/>
+      <w:formProt w:val="0"/>
+      <w:docGrid w:linePitch="360" w:charSpace="4096"/>
     </w:sectPr>
   </w:body>
 </w:document>
 </file>
 
 <file path=word/styles.xml><?xml version="1.0" encoding="utf-8"?>
-<w:styles xmlns:w="http://schemas.openxmlformats.org/wordprocessingml/2006/main" xmlns:w14="http://schemas.microsoft.com/office/word/2010/wordml" xmlns:mc="http://schemas.openxmlformats.org/markup-compatibility/2006" mc:Ignorable="w14">
+<w:styles xmlns:mc="http://schemas.openxmlformats.org/markup-compatibility/2006" xmlns:r="http://schemas.openxmlformats.org/officeDocument/2006/relationships" xmlns:w="http://schemas.openxmlformats.org/wordprocessingml/2006/main" xmlns:w14="http://schemas.microsoft.com/office/word/2010/wordml" xmlns:w15="http://schemas.microsoft.com/office/word/2012/wordml" xmlns:w16cex="http://schemas.microsoft.com/office/word/2018/wordml/cex" xmlns:w16cid="http://schemas.microsoft.com/office/word/2016/wordml/cid" xmlns:w16="http://schemas.microsoft.com/office/word/2018/wordml" xmlns:w16du="http://schemas.microsoft.com/office/word/2023/wordml/word16du" xmlns:w16sdtdh="http://schemas.microsoft.com/office/word/2020/wordml/sdtdatahash" xmlns:w16sdtfl="http://schemas.microsoft.com/office/word/2024/wordml/sdtformatlock" xmlns:w16se="http://schemas.microsoft.com/office/word/2015/wordml/symex" mc:Ignorable="w14 w15 w16se w16cid w16 w16cex w16sdtdh w16sdtfl w16du">
   <w:docDefaults>
     <w:rPrDefault>
       <w:rPr>
-        <w:rFonts w:ascii="Calibri" w:hAnsi="Calibri" w:eastAsia="Calibri" w:cs="" w:asciiTheme="minorHAnsi" w:cstheme="minorBidi" w:eastAsiaTheme="minorHAnsi" w:hAnsiTheme="minorHAnsi"/>
+        <w:rFonts w:asciiTheme="minorHAnsi" w:eastAsiaTheme="minorHAnsi" w:hAnsiTheme="minorHAnsi" w:cstheme="minorBidi"/>
         <w:kern w:val="2"/>
         <w:sz w:val="22"/>
         <w:szCs w:val="22"/>
@@ -1150,21 +756,21 @@
     </w:rPrDefault>
     <w:pPrDefault>
       <w:pPr>
-        <w:suppressAutoHyphens w:val="true"/>
+        <w:suppressAutoHyphens/>
       </w:pPr>
     </w:pPrDefault>
   </w:docDefaults>
   <w:latentStyles w:defLockedState="0" w:defUIPriority="99" w:defSemiHidden="0" w:defUnhideWhenUsed="0" w:defQFormat="0" w:count="376">
     <w:lsdException w:name="Normal" w:uiPriority="0" w:qFormat="1"/>
     <w:lsdException w:name="heading 1" w:uiPriority="9" w:qFormat="1"/>
-    <w:lsdException w:name="heading 2" w:uiPriority="9" w:semiHidden="1" w:unhideWhenUsed="1" w:qFormat="1"/>
-    <w:lsdException w:name="heading 3" w:uiPriority="9" w:semiHidden="1" w:unhideWhenUsed="1" w:qFormat="1"/>
-    <w:lsdException w:name="heading 4" w:uiPriority="9" w:semiHidden="1" w:unhideWhenUsed="1" w:qFormat="1"/>
-    <w:lsdException w:name="heading 5" w:uiPriority="9" w:semiHidden="1" w:unhideWhenUsed="1" w:qFormat="1"/>
-    <w:lsdException w:name="heading 6" w:uiPriority="9" w:semiHidden="1" w:unhideWhenUsed="1" w:qFormat="1"/>
-    <w:lsdException w:name="heading 7" w:uiPriority="9" w:semiHidden="1" w:unhideWhenUsed="1" w:qFormat="1"/>
-    <w:lsdException w:name="heading 8" w:uiPriority="9" w:semiHidden="1" w:unhideWhenUsed="1" w:qFormat="1"/>
-    <w:lsdException w:name="heading 9" w:uiPriority="9" w:semiHidden="1" w:unhideWhenUsed="1" w:qFormat="1"/>
+    <w:lsdException w:name="heading 2" w:semiHidden="1" w:uiPriority="9" w:unhideWhenUsed="1" w:qFormat="1"/>
+    <w:lsdException w:name="heading 3" w:semiHidden="1" w:uiPriority="9" w:unhideWhenUsed="1" w:qFormat="1"/>
+    <w:lsdException w:name="heading 4" w:semiHidden="1" w:uiPriority="9" w:unhideWhenUsed="1" w:qFormat="1"/>
+    <w:lsdException w:name="heading 5" w:semiHidden="1" w:uiPriority="9" w:unhideWhenUsed="1" w:qFormat="1"/>
+    <w:lsdException w:name="heading 6" w:semiHidden="1" w:uiPriority="9" w:unhideWhenUsed="1" w:qFormat="1"/>
+    <w:lsdException w:name="heading 7" w:semiHidden="1" w:uiPriority="9" w:unhideWhenUsed="1" w:qFormat="1"/>
+    <w:lsdException w:name="heading 8" w:semiHidden="1" w:uiPriority="9" w:unhideWhenUsed="1" w:qFormat="1"/>
+    <w:lsdException w:name="heading 9" w:semiHidden="1" w:uiPriority="9" w:unhideWhenUsed="1" w:qFormat="1"/>
     <w:lsdException w:name="index 1" w:semiHidden="1" w:unhideWhenUsed="1"/>
     <w:lsdException w:name="index 2" w:semiHidden="1" w:unhideWhenUsed="1"/>
     <w:lsdException w:name="index 3" w:semiHidden="1" w:unhideWhenUsed="1"/>
@@ -1174,22 +780,22 @@
     <w:lsdException w:name="index 7" w:semiHidden="1" w:unhideWhenUsed="1"/>
     <w:lsdException w:name="index 8" w:semiHidden="1" w:unhideWhenUsed="1"/>
     <w:lsdException w:name="index 9" w:semiHidden="1" w:unhideWhenUsed="1"/>
-    <w:lsdException w:name="toc 1" w:uiPriority="39" w:semiHidden="1" w:unhideWhenUsed="1"/>
-    <w:lsdException w:name="toc 2" w:uiPriority="39" w:semiHidden="1" w:unhideWhenUsed="1"/>
-    <w:lsdException w:name="toc 3" w:uiPriority="39" w:semiHidden="1" w:unhideWhenUsed="1"/>
-    <w:lsdException w:name="toc 4" w:uiPriority="39" w:semiHidden="1" w:unhideWhenUsed="1"/>
-    <w:lsdException w:name="toc 5" w:uiPriority="39" w:semiHidden="1" w:unhideWhenUsed="1"/>
-    <w:lsdException w:name="toc 6" w:uiPriority="39" w:semiHidden="1" w:unhideWhenUsed="1"/>
-    <w:lsdException w:name="toc 7" w:uiPriority="39" w:semiHidden="1" w:unhideWhenUsed="1"/>
-    <w:lsdException w:name="toc 8" w:uiPriority="39" w:semiHidden="1" w:unhideWhenUsed="1"/>
-    <w:lsdException w:name="toc 9" w:uiPriority="39" w:semiHidden="1" w:unhideWhenUsed="1"/>
+    <w:lsdException w:name="toc 1" w:semiHidden="1" w:uiPriority="39" w:unhideWhenUsed="1"/>
+    <w:lsdException w:name="toc 2" w:semiHidden="1" w:uiPriority="39" w:unhideWhenUsed="1"/>
+    <w:lsdException w:name="toc 3" w:semiHidden="1" w:uiPriority="39" w:unhideWhenUsed="1"/>
+    <w:lsdException w:name="toc 4" w:semiHidden="1" w:uiPriority="39" w:unhideWhenUsed="1"/>
+    <w:lsdException w:name="toc 5" w:semiHidden="1" w:uiPriority="39" w:unhideWhenUsed="1"/>
+    <w:lsdException w:name="toc 6" w:semiHidden="1" w:uiPriority="39" w:unhideWhenUsed="1"/>
+    <w:lsdException w:name="toc 7" w:semiHidden="1" w:uiPriority="39" w:unhideWhenUsed="1"/>
+    <w:lsdException w:name="toc 8" w:semiHidden="1" w:uiPriority="39" w:unhideWhenUsed="1"/>
+    <w:lsdException w:name="toc 9" w:semiHidden="1" w:uiPriority="39" w:unhideWhenUsed="1"/>
     <w:lsdException w:name="Normal Indent" w:semiHidden="1" w:unhideWhenUsed="1"/>
     <w:lsdException w:name="footnote text" w:semiHidden="1" w:unhideWhenUsed="1"/>
     <w:lsdException w:name="annotation text" w:semiHidden="1" w:unhideWhenUsed="1"/>
     <w:lsdException w:name="header" w:semiHidden="1" w:unhideWhenUsed="1"/>
     <w:lsdException w:name="footer" w:semiHidden="1" w:unhideWhenUsed="1"/>
     <w:lsdException w:name="index heading" w:semiHidden="1" w:unhideWhenUsed="1"/>
-    <w:lsdException w:name="caption" w:uiPriority="35" w:semiHidden="1" w:unhideWhenUsed="1" w:qFormat="1"/>
+    <w:lsdException w:name="caption" w:semiHidden="1" w:uiPriority="35" w:unhideWhenUsed="1" w:qFormat="1"/>
     <w:lsdException w:name="table of figures" w:semiHidden="1" w:unhideWhenUsed="1"/>
     <w:lsdException w:name="envelope address" w:semiHidden="1" w:unhideWhenUsed="1"/>
     <w:lsdException w:name="envelope return" w:semiHidden="1" w:unhideWhenUsed="1"/>
@@ -1220,7 +826,7 @@
     <w:lsdException w:name="Title" w:uiPriority="10" w:qFormat="1"/>
     <w:lsdException w:name="Closing" w:semiHidden="1" w:unhideWhenUsed="1"/>
     <w:lsdException w:name="Signature" w:semiHidden="1" w:unhideWhenUsed="1"/>
-    <w:lsdException w:name="Default Paragraph Font" w:uiPriority="1" w:semiHidden="1" w:unhideWhenUsed="1"/>
+    <w:lsdException w:name="Default Paragraph Font" w:semiHidden="1" w:uiPriority="1" w:unhideWhenUsed="1"/>
     <w:lsdException w:name="Body Text" w:semiHidden="1" w:unhideWhenUsed="1"/>
     <w:lsdException w:name="Body Text Indent" w:semiHidden="1" w:unhideWhenUsed="1"/>
     <w:lsdException w:name="List Continue" w:semiHidden="1" w:unhideWhenUsed="1"/>
@@ -1420,8 +1026,8 @@
     <w:lsdException w:name="Subtle Reference" w:uiPriority="31" w:qFormat="1"/>
     <w:lsdException w:name="Intense Reference" w:uiPriority="32" w:qFormat="1"/>
     <w:lsdException w:name="Book Title" w:uiPriority="33" w:qFormat="1"/>
-    <w:lsdException w:name="Bibliography" w:uiPriority="37" w:semiHidden="1" w:unhideWhenUsed="1"/>
-    <w:lsdException w:name="TOC Heading" w:uiPriority="39" w:semiHidden="1" w:unhideWhenUsed="1" w:qFormat="1"/>
+    <w:lsdException w:name="Bibliography" w:semiHidden="1" w:uiPriority="37" w:unhideWhenUsed="1"/>
+    <w:lsdException w:name="TOC Heading" w:semiHidden="1" w:uiPriority="39" w:unhideWhenUsed="1" w:qFormat="1"/>
     <w:lsdException w:name="Plain Table 1" w:uiPriority="41"/>
     <w:lsdException w:name="Plain Table 2" w:uiPriority="42"/>
     <w:lsdException w:name="Plain Table 3" w:uiPriority="43"/>
@@ -1532,41 +1138,48 @@
     <w:lsdException w:name="Unresolved Mention" w:semiHidden="1" w:unhideWhenUsed="1"/>
     <w:lsdException w:name="Smart Link" w:semiHidden="1" w:unhideWhenUsed="1"/>
   </w:latentStyles>
-  <w:style w:type="paragraph" w:styleId="Normal" w:default="1">
+  <w:style w:type="paragraph" w:default="1" w:styleId="Normal">
     <w:name w:val="Normal"/>
     <w:qFormat/>
     <w:pPr>
-      <w:widowControl/>
-      <w:suppressAutoHyphens w:val="true"/>
-      <w:bidi w:val="0"/>
-      <w:spacing w:lineRule="auto" w:line="259" w:before="0" w:after="160"/>
-      <w:jc w:val="left"/>
+      <w:spacing w:after="160" w:line="259" w:lineRule="auto"/>
     </w:pPr>
-    <w:rPr>
-      <w:rFonts w:ascii="Calibri" w:hAnsi="Calibri" w:eastAsia="Calibri" w:cs="" w:asciiTheme="minorHAnsi" w:cstheme="minorBidi" w:eastAsiaTheme="minorHAnsi" w:hAnsiTheme="minorHAnsi"/>
-      <w:color w:val="auto"/>
-      <w:kern w:val="2"/>
-      <w:sz w:val="22"/>
-      <w:szCs w:val="22"/>
-      <w:lang w:val="en-CA" w:eastAsia="en-US" w:bidi="ar-SA"/>
-      <w14:ligatures w14:val="standardContextual"/>
-    </w:rPr>
   </w:style>
-  <w:style w:type="character" w:styleId="DefaultParagraphFont" w:default="1">
+  <w:style w:type="character" w:default="1" w:styleId="DefaultParagraphFont">
     <w:name w:val="Default Paragraph Font"/>
     <w:uiPriority w:val="1"/>
+    <w:semiHidden/>
     <w:unhideWhenUsed/>
-    <w:qFormat/>
-    <w:rPr/>
+  </w:style>
+  <w:style w:type="table" w:default="1" w:styleId="TableNormal">
+    <w:name w:val="Normal Table"/>
+    <w:uiPriority w:val="99"/>
+    <w:semiHidden/>
+    <w:unhideWhenUsed/>
+    <w:tblPr>
+      <w:tblInd w:w="0" w:type="dxa"/>
+      <w:tblCellMar>
+        <w:top w:w="0" w:type="dxa"/>
+        <w:left w:w="108" w:type="dxa"/>
+        <w:bottom w:w="0" w:type="dxa"/>
+        <w:right w:w="108" w:type="dxa"/>
+      </w:tblCellMar>
+    </w:tblPr>
+  </w:style>
+  <w:style w:type="numbering" w:default="1" w:styleId="NoList">
+    <w:name w:val="No List"/>
+    <w:uiPriority w:val="99"/>
+    <w:semiHidden/>
+    <w:unhideWhenUsed/>
   </w:style>
   <w:style w:type="character" w:styleId="Hyperlink">
     <w:name w:val="Hyperlink"/>
     <w:basedOn w:val="DefaultParagraphFont"/>
     <w:uiPriority w:val="99"/>
     <w:unhideWhenUsed/>
-    <w:rsid w:val="007a5419"/>
+    <w:rsid w:val="007A5419"/>
     <w:rPr>
-      <w:color w:themeColor="hyperlink" w:val="0563C1"/>
+      <w:color w:val="0563C1" w:themeColor="hyperlink"/>
       <w:u w:val="single"/>
     </w:rPr>
   </w:style>
@@ -1577,23 +1190,23 @@
     <w:semiHidden/>
     <w:unhideWhenUsed/>
     <w:qFormat/>
-    <w:rsid w:val="007a5419"/>
+    <w:rsid w:val="007A5419"/>
     <w:rPr>
       <w:color w:val="605E5C"/>
-      <w:shd w:fill="E1DFDD" w:val="clear"/>
+      <w:shd w:val="clear" w:color="auto" w:fill="E1DFDD"/>
     </w:rPr>
   </w:style>
-  <w:style w:type="paragraph" w:styleId="Heading">
+  <w:style w:type="paragraph" w:customStyle="1" w:styleId="Heading">
     <w:name w:val="Heading"/>
     <w:basedOn w:val="Normal"/>
     <w:next w:val="BodyText"/>
     <w:qFormat/>
     <w:pPr>
-      <w:keepNext w:val="true"/>
+      <w:keepNext/>
       <w:spacing w:before="240" w:after="120"/>
     </w:pPr>
     <w:rPr>
-      <w:rFonts w:ascii="Liberation Sans" w:hAnsi="Liberation Sans" w:eastAsia="Noto Sans CJK SC" w:cs="FreeSans"/>
+      <w:rFonts w:ascii="Liberation Sans" w:eastAsia="Noto Sans CJK SC" w:hAnsi="Liberation Sans" w:cs="FreeSans"/>
       <w:sz w:val="28"/>
       <w:szCs w:val="28"/>
     </w:rPr>
@@ -1602,20 +1215,18 @@
     <w:name w:val="Body Text"/>
     <w:basedOn w:val="Normal"/>
     <w:pPr>
-      <w:spacing w:lineRule="auto" w:line="276" w:before="0" w:after="140"/>
+      <w:spacing w:after="140" w:line="276" w:lineRule="auto"/>
     </w:pPr>
-    <w:rPr/>
   </w:style>
   <w:style w:type="paragraph" w:styleId="List">
     <w:name w:val="List"/>
     <w:basedOn w:val="BodyText"/>
-    <w:pPr/>
     <w:rPr>
       <w:rFonts w:cs="FreeSans"/>
     </w:rPr>
   </w:style>
   <w:style w:type="paragraph" w:styleId="Caption">
-    <w:name w:val="Caption"/>
+    <w:name w:val="caption"/>
     <w:basedOn w:val="Normal"/>
     <w:qFormat/>
     <w:pPr>
@@ -1630,7 +1241,7 @@
       <w:szCs w:val="24"/>
     </w:rPr>
   </w:style>
-  <w:style w:type="paragraph" w:styleId="Index">
+  <w:style w:type="paragraph" w:customStyle="1" w:styleId="Index">
     <w:name w:val="Index"/>
     <w:basedOn w:val="Normal"/>
     <w:qFormat/>
@@ -1641,79 +1252,58 @@
       <w:rFonts w:cs="FreeSans"/>
     </w:rPr>
   </w:style>
-  <w:style w:type="numbering" w:styleId="NoList" w:default="1">
-    <w:name w:val="No List"/>
-    <w:uiPriority w:val="99"/>
-    <w:semiHidden/>
-    <w:unhideWhenUsed/>
-    <w:qFormat/>
-  </w:style>
-  <w:style w:type="table" w:default="1" w:styleId="TableNormal">
-    <w:name w:val="Normal Table"/>
-    <w:uiPriority w:val="99"/>
-    <w:semiHidden/>
-    <w:unhideWhenUsed/>
-    <w:tblPr>
-      <w:tblCellMar>
-        <w:top w:w="0" w:type="dxa"/>
-        <w:left w:w="108" w:type="dxa"/>
-        <w:bottom w:w="0" w:type="dxa"/>
-        <w:right w:w="108" w:type="dxa"/>
-      </w:tblCellMar>
-    </w:tblPr>
-  </w:style>
 </w:styles>
 </file>
 
 <file path=word/theme/theme1.xml><?xml version="1.0" encoding="utf-8"?>
-<a:theme xmlns:a="http://schemas.openxmlformats.org/drawingml/2006/main" xmlns:r="http://schemas.openxmlformats.org/officeDocument/2006/relationships" name="Office Theme">
+<a:theme xmlns:a="http://schemas.openxmlformats.org/drawingml/2006/main" name="Office Theme">
   <a:themeElements>
     <a:clrScheme name="Office">
       <a:dk1>
         <a:srgbClr val="000000"/>
       </a:dk1>
       <a:lt1>
-        <a:srgbClr val="ffffff"/>
+        <a:srgbClr val="FFFFFF"/>
       </a:lt1>
       <a:dk2>
-        <a:srgbClr val="44546a"/>
+        <a:srgbClr val="44546A"/>
       </a:dk2>
       <a:lt2>
-        <a:srgbClr val="e7e6e6"/>
+        <a:srgbClr val="E7E6E6"/>
       </a:lt2>
       <a:accent1>
-        <a:srgbClr val="4472c4"/>
+        <a:srgbClr val="4472C4"/>
       </a:accent1>
       <a:accent2>
-        <a:srgbClr val="ed7d31"/>
+        <a:srgbClr val="ED7D31"/>
       </a:accent2>
       <a:accent3>
-        <a:srgbClr val="a5a5a5"/>
+        <a:srgbClr val="A5A5A5"/>
       </a:accent3>
       <a:accent4>
-        <a:srgbClr val="ffc000"/>
+        <a:srgbClr val="FFC000"/>
       </a:accent4>
       <a:accent5>
-        <a:srgbClr val="5b9bd5"/>
+        <a:srgbClr val="5B9BD5"/>
       </a:accent5>
       <a:accent6>
-        <a:srgbClr val="70ad47"/>
+        <a:srgbClr val="70AD47"/>
       </a:accent6>
       <a:hlink>
-        <a:srgbClr val="0563c1"/>
+        <a:srgbClr val="0563C1"/>
       </a:hlink>
       <a:folHlink>
-        <a:srgbClr val="954f72"/>
+        <a:srgbClr val="954F72"/>
       </a:folHlink>
     </a:clrScheme>
     <a:fontScheme name="Office">
       <a:majorFont>
-        <a:latin typeface="Calibri Light" panose="020F0302020204030204" pitchFamily="0" charset="1"/>
+        <a:latin typeface="Calibri Light" panose="020F0302020204030204"/>
         <a:ea typeface=""/>
         <a:cs typeface=""/>
       </a:majorFont>
       <a:minorFont>
-        <a:latin typeface="Calibri" panose="020F0502020204030204" pitchFamily="0" charset="1"/>
+        <a:latin typeface="Calibri" panose="020F0502020204030204"/>
         <a:ea typeface=""/>
         <a:cs typeface=""/>
       </a:minorFont>
@@ -1745,7 +1335,7 @@
             </a:gs>
           </a:gsLst>
           <a:lin ang="5400000" scaled="0"/>
-          <a:tileRect l="0" t="0" r="0" b="0"/>
+          <a:tileRect/>
         </a:gradFill>
         <a:gradFill>
           <a:gsLst>
@@ -1769,7 +1359,7 @@
             </a:gs>
           </a:gsLst>
           <a:lin ang="5400000" scaled="0"/>
-          <a:tileRect l="0" t="0" r="0" b="0"/>
+          <a:tileRect/>
         </a:gradFill>
       </a:fillStyleLst>
       <a:lnStyleLst>
@@ -1829,10 +1419,12 @@
             </a:gs>
           </a:gsLst>
           <a:lin ang="5400000" scaled="0"/>
-          <a:tileRect l="0" t="0" r="0" b="0"/>
+          <a:tileRect/>
         </a:gradFill>
       </a:bgFillStyleLst>
     </a:fmtScheme>
   </a:themeElements>
+  <a:objectDefaults/>
+  <a:extraClrSchemeLst/>
 </a:theme>
 </file>
--- a/KH_CV_Aug2026.docx
+++ b/KH_CV_Aug2026.docx
@@ -272,7 +272,15 @@
         <w:spacing w:after="0"/>
       </w:pPr>
       <w:r>
-        <w:t>Environmental Impacts Intern | InnoTech Alberta | 2023-2024</w:t>
+        <w:t xml:space="preserve">Environmental Impacts Intern | </w:t>
+      </w:r>
+      <w:proofErr w:type="spellStart"/>
+      <w:r>
+        <w:t>InnoTech</w:t>
+      </w:r>
+      <w:proofErr w:type="spellEnd"/>
+      <w:r>
+        <w:t xml:space="preserve"> Alberta | 2023-2024</w:t>
       </w:r>
     </w:p>
     <w:p>
@@ -468,13 +476,7 @@
         <w:t xml:space="preserve">Certificate of Sustainability </w:t>
       </w:r>
       <w:r>
-        <w:t xml:space="preserve">- </w:t>
-      </w:r>
-      <w:r>
-        <w:t xml:space="preserve">2024 </w:t>
-      </w:r>
-      <w:r>
-        <w:t xml:space="preserve"> </w:t>
+        <w:t xml:space="preserve">- 2024  </w:t>
       </w:r>
     </w:p>
     <w:p>
@@ -493,10 +495,7 @@
         <w:t xml:space="preserve">Fall Program in Marine Science </w:t>
       </w:r>
       <w:r>
-        <w:t xml:space="preserve">- </w:t>
-      </w:r>
-      <w:r>
-        <w:t>2022</w:t>
+        <w:t>- 2022</w:t>
       </w:r>
     </w:p>
     <w:p>
@@ -551,6 +550,27 @@
         <w:rPr>
           <w:b/>
           <w:bCs/>
+        </w:rPr>
+        <w:t>Hudson, K.,</w:t>
+      </w:r>
+      <w:r>
+        <w:t xml:space="preserve"> </w:t>
+      </w:r>
+      <w:r>
+        <w:t xml:space="preserve">… Gillooly, J. F. (2026) </w:t>
+      </w:r>
+      <w:r>
+        <w:t>An Experimental Test of the Relationship Between Glucocorticoids and Metabolic Rate in Amphibians</w:t>
+      </w:r>
+      <w:r>
+        <w:t xml:space="preserve">. In Progress. </w:t>
+      </w:r>
+    </w:p>
+    <w:p>
+      <w:r>
+        <w:rPr>
+          <w:b/>
+          <w:bCs/>
           <w:lang w:val="en-US"/>
         </w:rPr>
         <w:t>Hudson, K.</w:t>
@@ -579,6 +599,20 @@
       <w:r>
         <w:t>In Production.</w:t>
       </w:r>
+      <w:r>
+        <w:t xml:space="preserve"> </w:t>
+      </w:r>
+      <w:hyperlink r:id="rId8" w:history="1">
+        <w:r>
+          <w:rPr>
+            <w:rStyle w:val="Hyperlink"/>
+          </w:rPr>
+          <w:t>https://doi.org/10.1111/jzo.70166</w:t>
+        </w:r>
+      </w:hyperlink>
+      <w:r>
+        <w:t xml:space="preserve"> </w:t>
+      </w:r>
     </w:p>
     <w:p>
       <w:pPr>
@@ -624,7 +658,7 @@
       <w:r>
         <w:t xml:space="preserve"> 16, no. 9: e74243. </w:t>
       </w:r>
-      <w:hyperlink r:id="rId8">
+      <w:hyperlink r:id="rId9">
         <w:r>
           <w:rPr>
             <w:rStyle w:val="Hyperlink"/>
@@ -645,7 +679,23 @@
         <w:t xml:space="preserve">Hudson, K. </w:t>
       </w:r>
       <w:r>
-        <w:t xml:space="preserve">(2023) Host Specificity of Chaetogaster (Annelida: Naididae) In Canadian Freshwater Snails: A Genetic Study. (Unpublished) </w:t>
+        <w:t xml:space="preserve">(2023) Host Specificity of </w:t>
+      </w:r>
+      <w:proofErr w:type="spellStart"/>
+      <w:r>
+        <w:t>Chaetogaster</w:t>
+      </w:r>
+      <w:proofErr w:type="spellEnd"/>
+      <w:r>
+        <w:t xml:space="preserve"> (Annelida: </w:t>
+      </w:r>
+      <w:proofErr w:type="spellStart"/>
+      <w:r>
+        <w:t>Naididae</w:t>
+      </w:r>
+      <w:proofErr w:type="spellEnd"/>
+      <w:r>
+        <w:t xml:space="preserve">) In Canadian Freshwater Snails: A Genetic Study. (Unpublished) </w:t>
       </w:r>
     </w:p>
     <w:p>
@@ -662,12 +712,37 @@
       <w:r>
         <w:t xml:space="preserve">(2022) Lost in the Sauce: The Effects of Nutrient and Silica concentration on Cell Density of </w:t>
       </w:r>
+      <w:proofErr w:type="spellStart"/>
       <w:r>
         <w:rPr>
           <w:i/>
           <w:iCs/>
         </w:rPr>
-        <w:t xml:space="preserve">Chaetoceros calcitrans. </w:t>
+        <w:t>Chaetoceros</w:t>
+      </w:r>
+      <w:proofErr w:type="spellEnd"/>
+      <w:r>
+        <w:rPr>
+          <w:i/>
+          <w:iCs/>
+        </w:rPr>
+        <w:t xml:space="preserve"> </w:t>
+      </w:r>
+      <w:proofErr w:type="spellStart"/>
+      <w:r>
+        <w:rPr>
+          <w:i/>
+          <w:iCs/>
+        </w:rPr>
+        <w:t>calcitrans</w:t>
+      </w:r>
+      <w:proofErr w:type="spellEnd"/>
+      <w:r>
+        <w:rPr>
+          <w:i/>
+          <w:iCs/>
+        </w:rPr>
+        <w:t xml:space="preserve">. </w:t>
       </w:r>
       <w:r>
         <w:t xml:space="preserve">(Hosted in Bamfield Marine Science Library archives) </w:t>

--- a/KH_CV_Aug2026.docx
+++ b/KH_CV_Aug2026.docx
@@ -4,6 +4,7 @@
   <w:body>
     <w:p>
       <w:pPr>
+        <w:spacing w:line="276" w:lineRule="auto"/>
         <w:rPr>
           <w:b/>
           <w:bCs/>
@@ -22,6 +23,9 @@
       </w:r>
     </w:p>
     <w:p>
+      <w:pPr>
+        <w:spacing w:line="276" w:lineRule="auto"/>
+      </w:pPr>
       <w:r>
         <w:rPr>
           <w:noProof/>
@@ -143,6 +147,9 @@
       </w:r>
     </w:p>
     <w:p>
+      <w:pPr>
+        <w:spacing w:line="276" w:lineRule="auto"/>
+      </w:pPr>
       <w:r>
         <w:rPr>
           <w:noProof/>
@@ -157,6 +164,7 @@
     </w:p>
     <w:p>
       <w:pPr>
+        <w:spacing w:line="276" w:lineRule="auto"/>
         <w:rPr>
           <w:b/>
           <w:bCs/>
@@ -171,6 +179,9 @@
       </w:r>
     </w:p>
     <w:p>
+      <w:pPr>
+        <w:spacing w:line="276" w:lineRule="auto"/>
+      </w:pPr>
       <w:r>
         <w:t xml:space="preserve">Passionate biologist with </w:t>
       </w:r>
@@ -204,9 +215,11 @@
       <w:r>
         <w:t xml:space="preserve">. Currently a </w:t>
       </w:r>
+      <w:proofErr w:type="gramStart"/>
       <w:r>
         <w:t>masters</w:t>
       </w:r>
+      <w:proofErr w:type="gramEnd"/>
       <w:r>
         <w:t xml:space="preserve"> student at the University of Florida</w:t>
       </w:r>
@@ -218,6 +231,9 @@
       </w:r>
     </w:p>
     <w:p>
+      <w:pPr>
+        <w:spacing w:line="276" w:lineRule="auto"/>
+      </w:pPr>
       <w:r>
         <w:rPr>
           <w:noProof/>
@@ -232,6 +248,7 @@
     </w:p>
     <w:p>
       <w:pPr>
+        <w:spacing w:line="276" w:lineRule="auto"/>
         <w:rPr>
           <w:b/>
           <w:bCs/>
@@ -247,7 +264,7 @@
     </w:p>
     <w:p>
       <w:pPr>
-        <w:spacing w:after="0"/>
+        <w:spacing w:after="0" w:line="276" w:lineRule="auto"/>
       </w:pPr>
       <w:r>
         <w:t>Teaching Assistant | University of Florida | 2024-2026</w:t>
@@ -255,6 +272,7 @@
     </w:p>
     <w:p>
       <w:pPr>
+        <w:spacing w:line="276" w:lineRule="auto"/>
         <w:ind w:left="720"/>
       </w:pPr>
       <w:r>
@@ -269,7 +287,7 @@
     </w:p>
     <w:p>
       <w:pPr>
-        <w:spacing w:after="0"/>
+        <w:spacing w:after="0" w:line="276" w:lineRule="auto"/>
       </w:pPr>
       <w:r>
         <w:t xml:space="preserve">Environmental Impacts Intern | </w:t>
@@ -285,6 +303,7 @@
     </w:p>
     <w:p>
       <w:pPr>
+        <w:spacing w:line="276" w:lineRule="auto"/>
         <w:ind w:left="720"/>
       </w:pPr>
       <w:r>
@@ -299,7 +318,7 @@
     </w:p>
     <w:p>
       <w:pPr>
-        <w:spacing w:after="0"/>
+        <w:spacing w:after="0" w:line="276" w:lineRule="auto"/>
       </w:pPr>
       <w:r>
         <w:t>Youth Programming Intern | B.C. Wildlife Federation |2022</w:t>
@@ -307,6 +326,7 @@
     </w:p>
     <w:p>
       <w:pPr>
+        <w:spacing w:line="276" w:lineRule="auto"/>
         <w:ind w:left="720"/>
       </w:pPr>
       <w:r>
@@ -315,13 +335,16 @@
     </w:p>
     <w:p>
       <w:pPr>
-        <w:spacing w:after="0"/>
+        <w:spacing w:after="0" w:line="276" w:lineRule="auto"/>
       </w:pPr>
       <w:r>
         <w:t>First Aid Instructor | St. Mark James First aid | 2021</w:t>
       </w:r>
     </w:p>
     <w:p>
+      <w:pPr>
+        <w:spacing w:line="276" w:lineRule="auto"/>
+      </w:pPr>
       <w:r>
         <w:tab/>
         <w:t xml:space="preserve">Teaching </w:t>
@@ -341,13 +364,16 @@
     </w:p>
     <w:p>
       <w:pPr>
-        <w:spacing w:after="0"/>
+        <w:spacing w:after="0" w:line="276" w:lineRule="auto"/>
       </w:pPr>
       <w:r>
         <w:t>Ski Patrol | Sunridge Ski Area | 2019-2021</w:t>
       </w:r>
     </w:p>
     <w:p>
+      <w:pPr>
+        <w:spacing w:line="276" w:lineRule="auto"/>
+      </w:pPr>
       <w:r>
         <w:tab/>
         <w:t>First aid, emergency response, customer relations and general hill safety.</w:t>
@@ -355,7 +381,7 @@
     </w:p>
     <w:p>
       <w:pPr>
-        <w:spacing w:after="0"/>
+        <w:spacing w:after="0" w:line="276" w:lineRule="auto"/>
       </w:pPr>
       <w:r>
         <w:t>Lifeguard | YMCA, Scouts Canada &amp; B.C. Wildlife federation. | 2018-2022</w:t>
@@ -363,6 +389,7 @@
     </w:p>
     <w:p>
       <w:pPr>
+        <w:spacing w:line="276" w:lineRule="auto"/>
         <w:ind w:left="720"/>
       </w:pPr>
       <w:r>
@@ -370,6 +397,9 @@
       </w:r>
     </w:p>
     <w:p>
+      <w:pPr>
+        <w:spacing w:line="276" w:lineRule="auto"/>
+      </w:pPr>
       <w:r>
         <w:rPr>
           <w:noProof/>
@@ -384,7 +414,7 @@
     </w:p>
     <w:p>
       <w:pPr>
-        <w:spacing w:after="0" w:line="240" w:lineRule="auto"/>
+        <w:spacing w:after="0" w:line="276" w:lineRule="auto"/>
         <w:rPr>
           <w:b/>
           <w:bCs/>
@@ -400,6 +430,7 @@
     </w:p>
     <w:p>
       <w:pPr>
+        <w:spacing w:line="276" w:lineRule="auto"/>
         <w:rPr>
           <w:b/>
           <w:bCs/>
@@ -416,7 +447,7 @@
     </w:p>
     <w:p>
       <w:pPr>
-        <w:spacing w:after="0"/>
+        <w:spacing w:after="0" w:line="276" w:lineRule="auto"/>
       </w:pPr>
       <w:r>
         <w:t>Master of Science</w:t>
@@ -427,7 +458,7 @@
     </w:p>
     <w:p>
       <w:pPr>
-        <w:spacing w:after="0"/>
+        <w:spacing w:after="0" w:line="276" w:lineRule="auto"/>
         <w:ind w:firstLine="720"/>
       </w:pPr>
       <w:r>
@@ -435,6 +466,9 @@
       </w:r>
     </w:p>
     <w:p>
+      <w:pPr>
+        <w:spacing w:line="276" w:lineRule="auto"/>
+      </w:pPr>
       <w:r>
         <w:tab/>
         <w:t xml:space="preserve">University of Florida </w:t>
@@ -442,7 +476,7 @@
     </w:p>
     <w:p>
       <w:pPr>
-        <w:spacing w:after="0"/>
+        <w:spacing w:after="0" w:line="276" w:lineRule="auto"/>
       </w:pPr>
       <w:r>
         <w:t xml:space="preserve">Bachelor of Environmental and Conservation Science with Distinction </w:t>
@@ -453,7 +487,7 @@
     </w:p>
     <w:p>
       <w:pPr>
-        <w:spacing w:after="0"/>
+        <w:spacing w:after="0" w:line="276" w:lineRule="auto"/>
       </w:pPr>
       <w:r>
         <w:tab/>
@@ -462,6 +496,7 @@
     </w:p>
     <w:p>
       <w:pPr>
+        <w:spacing w:line="276" w:lineRule="auto"/>
         <w:ind w:firstLine="720"/>
       </w:pPr>
       <w:r>
@@ -470,7 +505,7 @@
     </w:p>
     <w:p>
       <w:pPr>
-        <w:spacing w:after="0"/>
+        <w:spacing w:after="0" w:line="276" w:lineRule="auto"/>
       </w:pPr>
       <w:r>
         <w:t xml:space="preserve">Certificate of Sustainability </w:t>
@@ -481,6 +516,7 @@
     </w:p>
     <w:p>
       <w:pPr>
+        <w:spacing w:line="276" w:lineRule="auto"/>
         <w:ind w:firstLine="720"/>
       </w:pPr>
       <w:r>
@@ -489,7 +525,7 @@
     </w:p>
     <w:p>
       <w:pPr>
-        <w:spacing w:after="0"/>
+        <w:spacing w:after="0" w:line="276" w:lineRule="auto"/>
       </w:pPr>
       <w:r>
         <w:t xml:space="preserve">Fall Program in Marine Science </w:t>
@@ -500,7 +536,7 @@
     </w:p>
     <w:p>
       <w:pPr>
-        <w:spacing w:after="0"/>
+        <w:spacing w:after="0" w:line="276" w:lineRule="auto"/>
         <w:ind w:firstLine="720"/>
       </w:pPr>
       <w:r>
@@ -509,18 +545,19 @@
     </w:p>
     <w:p>
       <w:pPr>
-        <w:spacing w:after="0"/>
+        <w:spacing w:after="0" w:line="276" w:lineRule="auto"/>
         <w:ind w:firstLine="720"/>
       </w:pPr>
     </w:p>
     <w:p>
       <w:pPr>
-        <w:spacing w:after="0"/>
+        <w:spacing w:after="0" w:line="276" w:lineRule="auto"/>
         <w:ind w:firstLine="720"/>
       </w:pPr>
     </w:p>
     <w:p>
       <w:pPr>
+        <w:spacing w:line="276" w:lineRule="auto"/>
         <w:rPr>
           <w:b/>
           <w:bCs/>
@@ -546,6 +583,9 @@
       </w:r>
     </w:p>
     <w:p>
+      <w:pPr>
+        <w:spacing w:line="276" w:lineRule="auto"/>
+      </w:pPr>
       <w:r>
         <w:rPr>
           <w:b/>
@@ -567,6 +607,9 @@
       </w:r>
     </w:p>
     <w:p>
+      <w:pPr>
+        <w:spacing w:line="276" w:lineRule="auto"/>
+      </w:pPr>
       <w:r>
         <w:rPr>
           <w:b/>
@@ -616,6 +659,7 @@
     </w:p>
     <w:p>
       <w:pPr>
+        <w:spacing w:line="276" w:lineRule="auto"/>
         <w:rPr>
           <w:b/>
           <w:bCs/>
@@ -671,6 +715,9 @@
       </w:r>
     </w:p>
     <w:p>
+      <w:pPr>
+        <w:spacing w:line="276" w:lineRule="auto"/>
+      </w:pPr>
       <w:r>
         <w:rPr>
           <w:b/>
@@ -699,6 +746,9 @@
       </w:r>
     </w:p>
     <w:p>
+      <w:pPr>
+        <w:spacing w:line="276" w:lineRule="auto"/>
+      </w:pPr>
       <w:r>
         <w:t xml:space="preserve">Fantin, N., </w:t>
       </w:r>
@@ -749,6 +799,9 @@
       </w:r>
     </w:p>
     <w:p>
+      <w:pPr>
+        <w:spacing w:line="276" w:lineRule="auto"/>
+      </w:pPr>
       <w:r>
         <w:rPr>
           <w:noProof/>
@@ -763,6 +816,7 @@
     </w:p>
     <w:p>
       <w:pPr>
+        <w:spacing w:line="276" w:lineRule="auto"/>
         <w:rPr>
           <w:b/>
           <w:bCs/>
@@ -777,17 +831,24 @@
       </w:r>
     </w:p>
     <w:p>
+      <w:pPr>
+        <w:spacing w:line="276" w:lineRule="auto"/>
+      </w:pPr>
       <w:r>
         <w:t xml:space="preserve">Bamfield Scholars Society </w:t>
       </w:r>
     </w:p>
     <w:p>
+      <w:pPr>
+        <w:spacing w:line="276" w:lineRule="auto"/>
+      </w:pPr>
       <w:r>
         <w:t xml:space="preserve">Golden Key International Honours Society </w:t>
       </w:r>
     </w:p>
     <w:p>
       <w:pPr>
+        <w:spacing w:line="276" w:lineRule="auto"/>
         <w:rPr>
           <w:b/>
           <w:bCs/>
